--- a/a_siach_shai/a_siach_shai/c_siach_shai_mishnayos/a_zeraim_mishnayos/a_berachos_mishnayos/perek_2_mishnayos_berachos/mishna_5_perek_2_berachos.docx
+++ b/a_siach_shai/a_siach_shai/c_siach_shai_mishnayos/a_zeraim_mishnayos/a_berachos_mishnayos/perek_2_mishnayos_berachos/mishna_5_perek_2_berachos.docx
@@ -8,9 +8,7 @@
         <w:bidi w:val="1"/>
         <w:spacing w:before="40" w:after="0"/>
         <w:jc w:val="start"/>
-        <w:rPr>
-          <w:rFonts w:cs="DejaVu Serif"/>
-        </w:rPr>
+        <w:rPr/>
       </w:pPr>
       <w:r>
         <w:rPr>
@@ -35,33 +33,30 @@
         <w:pStyle w:val="Normal"/>
         <w:bidi w:val="1"/>
         <w:jc w:val="start"/>
-        <w:rPr>
-          <w:sz w:val="28"/>
-          <w:szCs w:val="28"/>
-        </w:rPr>
-      </w:pPr>
-      <w:r>
-        <w:rPr>
-          <w:rFonts w:cs="DejaVu Serif"/>
-          <w:b/>
-          <w:b/>
-          <w:bCs/>
-          <w:sz w:val="28"/>
-          <w:sz w:val="28"/>
-          <w:szCs w:val="28"/>
-          <w:rtl w:val="true"/>
-        </w:rPr>
-        <w:t>חָתָן</w:t>
-      </w:r>
-      <w:r>
-        <w:rPr>
-          <w:rFonts w:cs="DejaVu Serif"/>
-          <w:sz w:val="28"/>
-          <w:sz w:val="28"/>
-          <w:szCs w:val="28"/>
-          <w:rtl w:val="true"/>
-        </w:rPr>
-        <w:t xml:space="preserve"> פָּטוּר מִקְּרִיאַת שְׁמַע בַּלַּיְלָה הָרִאשׁוֹן</w:t>
+        <w:rPr/>
+      </w:pPr>
+      <w:r>
+        <w:rPr>
+          <w:rFonts w:cs="DejaVu Serif"/>
+          <w:b w:val="false"/>
+          <w:b w:val="false"/>
+          <w:bCs w:val="false"/>
+          <w:sz w:val="28"/>
+          <w:sz w:val="28"/>
+          <w:szCs w:val="28"/>
+          <w:rtl w:val="true"/>
+        </w:rPr>
+        <w:t>חָתָן פָּטוּר מִקְּרִי</w:t>
+      </w:r>
+      <w:r>
+        <w:rPr>
+          <w:rFonts w:cs="DejaVu Serif"/>
+          <w:sz w:val="28"/>
+          <w:sz w:val="28"/>
+          <w:szCs w:val="28"/>
+          <w:rtl w:val="true"/>
+        </w:rPr>
+        <w:t>אַת שְׁמַע</w:t>
       </w:r>
       <w:r>
         <w:rPr>
@@ -82,6 +77,27 @@
           <w:szCs w:val="28"/>
           <w:rtl w:val="true"/>
         </w:rPr>
+        <w:t xml:space="preserve"> בַּלַּיְלָה הָרִאשׁוֹן</w:t>
+      </w:r>
+      <w:r>
+        <w:rPr>
+          <w:rStyle w:val="FootnoteReference"/>
+          <w:rFonts w:cs="DejaVu Serif"/>
+          <w:sz w:val="28"/>
+          <w:sz w:val="28"/>
+          <w:szCs w:val="28"/>
+          <w:rtl w:val="true"/>
+        </w:rPr>
+        <w:footnoteReference w:id="4"/>
+      </w:r>
+      <w:r>
+        <w:rPr>
+          <w:rFonts w:cs="DejaVu Serif"/>
+          <w:sz w:val="28"/>
+          <w:sz w:val="28"/>
+          <w:szCs w:val="28"/>
+          <w:rtl w:val="true"/>
+        </w:rPr>
         <w:t xml:space="preserve"> עַד מוֹצָאֵי שַׁבָּת</w:t>
       </w:r>
       <w:r>
@@ -93,7 +109,7 @@
           <w:szCs w:val="28"/>
           <w:rtl w:val="true"/>
         </w:rPr>
-        <w:footnoteReference w:id="4"/>
+        <w:footnoteReference w:id="5"/>
       </w:r>
       <w:r>
         <w:rPr>
@@ -123,7 +139,187 @@
           <w:szCs w:val="28"/>
           <w:rtl w:val="true"/>
         </w:rPr>
-        <w:footnoteReference w:id="5"/>
+        <w:footnoteReference w:id="6"/>
+      </w:r>
+      <w:r>
+        <w:rPr>
+          <w:rFonts w:cs="DejaVu Serif"/>
+          <w:sz w:val="28"/>
+          <w:szCs w:val="28"/>
+          <w:rtl w:val="true"/>
+        </w:rPr>
+        <w:t xml:space="preserve">. </w:t>
+      </w:r>
+      <w:r>
+        <w:rPr>
+          <w:rFonts w:cs="DejaVu Serif"/>
+          <w:sz w:val="28"/>
+          <w:sz w:val="28"/>
+          <w:szCs w:val="28"/>
+          <w:rtl w:val="true"/>
+        </w:rPr>
+        <w:t xml:space="preserve">מַעֲשֶׂה בְּרַבָּן גַּמְלִיאֵל שֶׁקָּרָא בַלַּיְלָה הָרִאשׁוֹן שֶׁנָּשָׂא </w:t>
+      </w:r>
+      <w:r>
+        <w:rPr>
+          <w:rFonts w:cs="DejaVu Serif"/>
+          <w:sz w:val="28"/>
+          <w:szCs w:val="28"/>
+          <w:rtl w:val="true"/>
+        </w:rPr>
+        <w:t>[</w:t>
+      </w:r>
+      <w:r>
+        <w:rPr>
+          <w:rFonts w:cs="DejaVu Serif"/>
+          <w:sz w:val="28"/>
+          <w:sz w:val="28"/>
+          <w:szCs w:val="28"/>
+          <w:rtl w:val="true"/>
+        </w:rPr>
+        <w:t>א</w:t>
+      </w:r>
+      <w:r>
+        <w:rPr>
+          <w:rFonts w:cs="DejaVu Serif"/>
+          <w:sz w:val="28"/>
+          <w:szCs w:val="28"/>
+          <w:rtl w:val="true"/>
+        </w:rPr>
+        <w:t>]</w:t>
+      </w:r>
+      <w:r>
+        <w:rPr>
+          <w:rFonts w:cs="DejaVu Serif"/>
+          <w:sz w:val="28"/>
+          <w:szCs w:val="28"/>
+          <w:rtl w:val="true"/>
+        </w:rPr>
+        <w:t xml:space="preserve">. </w:t>
+      </w:r>
+      <w:r>
+        <w:rPr>
+          <w:rFonts w:cs="DejaVu Serif"/>
+          <w:sz w:val="28"/>
+          <w:sz w:val="28"/>
+          <w:szCs w:val="28"/>
+          <w:rtl w:val="true"/>
+        </w:rPr>
+        <w:t>אָמְרוּ לוֹ תַּלְמִידָיו</w:t>
+      </w:r>
+      <w:r>
+        <w:rPr>
+          <w:rFonts w:cs="DejaVu Serif"/>
+          <w:sz w:val="28"/>
+          <w:szCs w:val="28"/>
+          <w:rtl w:val="true"/>
+        </w:rPr>
+        <w:t xml:space="preserve">, </w:t>
+      </w:r>
+      <w:r>
+        <w:rPr>
+          <w:rFonts w:cs="DejaVu Serif"/>
+          <w:sz w:val="28"/>
+          <w:sz w:val="28"/>
+          <w:szCs w:val="28"/>
+          <w:rtl w:val="true"/>
+        </w:rPr>
+        <w:t>לֹא לִמַּדְתָּנוּ</w:t>
+      </w:r>
+      <w:r>
+        <w:rPr>
+          <w:rFonts w:cs="DejaVu Serif"/>
+          <w:sz w:val="28"/>
+          <w:szCs w:val="28"/>
+          <w:rtl w:val="true"/>
+        </w:rPr>
+        <w:t xml:space="preserve">, </w:t>
+      </w:r>
+      <w:r>
+        <w:rPr>
+          <w:rFonts w:cs="DejaVu Serif"/>
+          <w:sz w:val="28"/>
+          <w:sz w:val="28"/>
+          <w:szCs w:val="28"/>
+          <w:rtl w:val="true"/>
+        </w:rPr>
+        <w:t>רַבֵּנוּ</w:t>
+      </w:r>
+      <w:r>
+        <w:rPr>
+          <w:rFonts w:cs="DejaVu Serif"/>
+          <w:sz w:val="28"/>
+          <w:szCs w:val="28"/>
+          <w:rtl w:val="true"/>
+        </w:rPr>
+        <w:t xml:space="preserve">, </w:t>
+      </w:r>
+      <w:r>
+        <w:rPr>
+          <w:rFonts w:cs="DejaVu Serif"/>
+          <w:sz w:val="28"/>
+          <w:sz w:val="28"/>
+          <w:szCs w:val="28"/>
+          <w:rtl w:val="true"/>
+        </w:rPr>
+        <w:t>שֶׁחָתָן פָּטוּר מִקְּרִיאַת שְׁמַע בַּלַּיְלָה הָרִאשׁוֹן</w:t>
+      </w:r>
+      <w:r>
+        <w:rPr>
+          <w:rFonts w:cs="DejaVu Serif"/>
+          <w:sz w:val="28"/>
+          <w:szCs w:val="28"/>
+          <w:rtl w:val="true"/>
+        </w:rPr>
+        <w:t>. [</w:t>
+      </w:r>
+      <w:r>
+        <w:rPr>
+          <w:rFonts w:cs="DejaVu Serif"/>
+          <w:sz w:val="28"/>
+          <w:sz w:val="28"/>
+          <w:szCs w:val="28"/>
+          <w:rtl w:val="true"/>
+        </w:rPr>
+        <w:t>ד</w:t>
+      </w:r>
+      <w:r>
+        <w:rPr>
+          <w:rFonts w:cs="DejaVu Serif"/>
+          <w:sz w:val="28"/>
+          <w:szCs w:val="28"/>
+          <w:rtl w:val="true"/>
+        </w:rPr>
+        <w:t xml:space="preserve">] </w:t>
+      </w:r>
+      <w:r>
+        <w:rPr>
+          <w:rFonts w:cs="DejaVu Serif"/>
+          <w:sz w:val="28"/>
+          <w:sz w:val="28"/>
+          <w:szCs w:val="28"/>
+          <w:rtl w:val="true"/>
+        </w:rPr>
+        <w:t>אָמַר לָהֶם</w:t>
+      </w:r>
+      <w:r>
+        <w:rPr>
+          <w:rFonts w:cs="DejaVu Serif"/>
+          <w:sz w:val="28"/>
+          <w:szCs w:val="28"/>
+          <w:rtl w:val="true"/>
+        </w:rPr>
+        <w:t xml:space="preserve">, </w:t>
+      </w:r>
+      <w:r>
+        <w:rPr>
+          <w:rFonts w:cs="DejaVu Serif"/>
+          <w:sz w:val="28"/>
+          <w:sz w:val="28"/>
+          <w:szCs w:val="28"/>
+          <w:rtl w:val="true"/>
+        </w:rPr>
+        <w:t>אֵינִי שׁוֹמֵעַ לָכֶם לְבַטֵּל מִמֶּנִּי מַלְכוּת שָׁמַיִם אֲפִלּוּ שָׁעָה אֶחָת</w:t>
       </w:r>
       <w:r>
         <w:rPr>
@@ -134,26 +330,7 @@
           <w:szCs w:val="28"/>
           <w:rtl w:val="true"/>
         </w:rPr>
-        <w:footnoteReference w:id="6"/>
-      </w:r>
-      <w:r>
-        <w:rPr>
-          <w:rFonts w:cs="DejaVu Serif"/>
-          <w:sz w:val="28"/>
-          <w:szCs w:val="28"/>
-          <w:rtl w:val="true"/>
-        </w:rPr>
-        <w:t xml:space="preserve">. </w:t>
-      </w:r>
-      <w:r>
-        <w:rPr>
-          <w:rFonts w:cs="DejaVu Serif"/>
-          <w:sz w:val="28"/>
-          <w:sz w:val="28"/>
-          <w:szCs w:val="28"/>
-          <w:rtl w:val="true"/>
-        </w:rPr>
-        <w:t xml:space="preserve">מַעֲשֶׂה בְּרַבָּן גַּמְלִיאֵל שֶׁקָּרָא בַלַּיְלָה הָרִאשׁוֹן שֶׁנָּשָׂא </w:t>
+        <w:footnoteReference w:id="7"/>
       </w:r>
       <w:r>
         <w:rPr>
@@ -172,405 +349,16 @@
           <w:szCs w:val="28"/>
           <w:rtl w:val="true"/>
         </w:rPr>
-        <w:t>א – נמצא שלא היה נשוי כשהיה רב</w:t>
-      </w:r>
-      <w:r>
-        <w:rPr>
-          <w:rFonts w:cs="DejaVu Serif"/>
-          <w:sz w:val="28"/>
-          <w:szCs w:val="28"/>
-          <w:rtl w:val="true"/>
-        </w:rPr>
-        <w:t xml:space="preserve">. </w:t>
-      </w:r>
-      <w:r>
-        <w:rPr>
-          <w:rFonts w:cs="DejaVu Serif"/>
-          <w:sz w:val="28"/>
-          <w:sz w:val="28"/>
-          <w:szCs w:val="28"/>
-          <w:rtl w:val="true"/>
-        </w:rPr>
-        <w:t xml:space="preserve">אולי זה מפני שירש אותו </w:t>
-      </w:r>
-      <w:r>
-        <w:rPr>
-          <w:rFonts w:cs="DejaVu Serif"/>
-          <w:sz w:val="28"/>
-          <w:szCs w:val="28"/>
-          <w:rtl w:val="true"/>
-        </w:rPr>
-        <w:t>(</w:t>
-      </w:r>
-      <w:r>
-        <w:rPr>
-          <w:rFonts w:cs="DejaVu Serif"/>
-          <w:sz w:val="28"/>
-          <w:sz w:val="28"/>
-          <w:szCs w:val="28"/>
-          <w:rtl w:val="true"/>
-        </w:rPr>
-        <w:t>ויודעים שאביו מת בחור</w:t>
-      </w:r>
-      <w:r>
-        <w:rPr>
-          <w:rFonts w:cs="DejaVu Serif"/>
-          <w:sz w:val="28"/>
-          <w:szCs w:val="28"/>
-          <w:rtl w:val="true"/>
-        </w:rPr>
-        <w:t xml:space="preserve">, </w:t>
-      </w:r>
-      <w:r>
-        <w:rPr>
-          <w:rFonts w:cs="DejaVu Serif"/>
-          <w:sz w:val="28"/>
-          <w:sz w:val="28"/>
-          <w:szCs w:val="28"/>
-          <w:rtl w:val="true"/>
-        </w:rPr>
-        <w:t>וריב”ז היה נשיא</w:t>
-      </w:r>
-      <w:r>
-        <w:rPr>
-          <w:rFonts w:cs="DejaVu Serif"/>
-          <w:sz w:val="28"/>
-          <w:szCs w:val="28"/>
-          <w:rtl w:val="true"/>
-        </w:rPr>
-        <w:t xml:space="preserve">. </w:t>
-      </w:r>
-      <w:r>
-        <w:rPr>
-          <w:rFonts w:cs="DejaVu Serif"/>
-          <w:sz w:val="28"/>
-          <w:sz w:val="28"/>
-          <w:szCs w:val="28"/>
-          <w:rtl w:val="true"/>
-        </w:rPr>
-        <w:t>גם אפשר שמתה אשתו ונשא אחרת</w:t>
-      </w:r>
-      <w:r>
-        <w:rPr>
-          <w:rFonts w:cs="DejaVu Serif"/>
-          <w:sz w:val="28"/>
-          <w:szCs w:val="28"/>
-          <w:rtl w:val="true"/>
-        </w:rPr>
-        <w:t xml:space="preserve">, </w:t>
-      </w:r>
-      <w:r>
-        <w:rPr>
-          <w:rFonts w:cs="DejaVu Serif"/>
-          <w:sz w:val="28"/>
-          <w:sz w:val="28"/>
-          <w:szCs w:val="28"/>
-          <w:rtl w:val="true"/>
-        </w:rPr>
-        <w:t>ואולי אף לא מתה אשתו</w:t>
-      </w:r>
-      <w:r>
-        <w:rPr>
-          <w:rFonts w:cs="DejaVu Serif"/>
-          <w:sz w:val="28"/>
-          <w:szCs w:val="28"/>
-          <w:rtl w:val="true"/>
-        </w:rPr>
-        <w:t xml:space="preserve">, </w:t>
-      </w:r>
-      <w:r>
-        <w:rPr>
-          <w:rFonts w:cs="DejaVu Serif"/>
-          <w:sz w:val="28"/>
-          <w:sz w:val="28"/>
-          <w:szCs w:val="28"/>
-          <w:rtl w:val="true"/>
-        </w:rPr>
-        <w:t>אלא נשא עוד אשה</w:t>
-      </w:r>
-      <w:r>
-        <w:rPr>
-          <w:rFonts w:cs="DejaVu Serif"/>
-          <w:sz w:val="28"/>
-          <w:szCs w:val="28"/>
-          <w:rtl w:val="true"/>
-        </w:rPr>
-        <w:t>.]</w:t>
-      </w:r>
-      <w:r>
-        <w:rPr>
-          <w:rFonts w:cs="DejaVu Serif"/>
-          <w:sz w:val="28"/>
-          <w:szCs w:val="28"/>
-          <w:rtl w:val="true"/>
-        </w:rPr>
-        <w:t xml:space="preserve">. </w:t>
-      </w:r>
-      <w:r>
-        <w:rPr>
-          <w:rFonts w:cs="DejaVu Serif"/>
-          <w:sz w:val="28"/>
-          <w:sz w:val="28"/>
-          <w:szCs w:val="28"/>
-          <w:rtl w:val="true"/>
-        </w:rPr>
-        <w:t>אָמְרוּ לוֹ תַּלְמִידָיו</w:t>
-      </w:r>
-      <w:r>
-        <w:rPr>
-          <w:rFonts w:cs="DejaVu Serif"/>
-          <w:sz w:val="28"/>
-          <w:szCs w:val="28"/>
-          <w:rtl w:val="true"/>
-        </w:rPr>
-        <w:t xml:space="preserve">, </w:t>
-      </w:r>
-      <w:r>
-        <w:rPr>
-          <w:rFonts w:cs="DejaVu Serif"/>
-          <w:sz w:val="28"/>
-          <w:sz w:val="28"/>
-          <w:szCs w:val="28"/>
-          <w:rtl w:val="true"/>
-        </w:rPr>
-        <w:t>לֹא לִמַּדְתָּנוּ</w:t>
-      </w:r>
-      <w:r>
-        <w:rPr>
-          <w:rFonts w:cs="DejaVu Serif"/>
-          <w:sz w:val="28"/>
-          <w:szCs w:val="28"/>
-          <w:rtl w:val="true"/>
-        </w:rPr>
-        <w:t xml:space="preserve">, </w:t>
-      </w:r>
-      <w:r>
-        <w:rPr>
-          <w:rFonts w:cs="DejaVu Serif"/>
-          <w:sz w:val="28"/>
-          <w:sz w:val="28"/>
-          <w:szCs w:val="28"/>
-          <w:rtl w:val="true"/>
-        </w:rPr>
-        <w:t>רַבֵּנוּ</w:t>
-      </w:r>
-      <w:r>
-        <w:rPr>
-          <w:rFonts w:cs="DejaVu Serif"/>
-          <w:sz w:val="28"/>
-          <w:szCs w:val="28"/>
-          <w:rtl w:val="true"/>
-        </w:rPr>
-        <w:t xml:space="preserve">, </w:t>
-      </w:r>
-      <w:r>
-        <w:rPr>
-          <w:rFonts w:cs="DejaVu Serif"/>
-          <w:sz w:val="28"/>
-          <w:sz w:val="28"/>
-          <w:szCs w:val="28"/>
-          <w:rtl w:val="true"/>
-        </w:rPr>
-        <w:t>שֶׁחָתָן פָּטוּר מִקְּרִיאַת שְׁמַע בַּלַּיְלָה הָרִאשׁוֹן</w:t>
-      </w:r>
-      <w:r>
-        <w:rPr>
-          <w:rFonts w:cs="DejaVu Serif"/>
-          <w:sz w:val="28"/>
-          <w:szCs w:val="28"/>
-          <w:rtl w:val="true"/>
-        </w:rPr>
-        <w:t xml:space="preserve">. </w:t>
-      </w:r>
-      <w:r>
-        <w:rPr>
-          <w:rFonts w:cs="DejaVu Serif"/>
-          <w:sz w:val="28"/>
-          <w:szCs w:val="28"/>
-          <w:rtl w:val="true"/>
-        </w:rPr>
-        <w:t>[</w:t>
-      </w:r>
-      <w:r>
-        <w:rPr>
-          <w:rFonts w:cs="DejaVu Serif"/>
-          <w:sz w:val="28"/>
-          <w:sz w:val="28"/>
-          <w:szCs w:val="28"/>
-          <w:rtl w:val="true"/>
-        </w:rPr>
-        <w:t>ב – צריך ביאור מה היתה קושייתם</w:t>
-      </w:r>
-      <w:r>
-        <w:rPr>
-          <w:rFonts w:cs="DejaVu Serif"/>
-          <w:sz w:val="28"/>
-          <w:szCs w:val="28"/>
-          <w:rtl w:val="true"/>
-        </w:rPr>
-        <w:t xml:space="preserve">, </w:t>
-      </w:r>
-      <w:r>
-        <w:rPr>
-          <w:rFonts w:cs="DejaVu Serif"/>
-          <w:sz w:val="28"/>
-          <w:sz w:val="28"/>
-          <w:szCs w:val="28"/>
-          <w:rtl w:val="true"/>
-        </w:rPr>
-        <w:t>שהרי עשה אף בלי חיוב</w:t>
-      </w:r>
-      <w:r>
-        <w:rPr>
-          <w:rFonts w:cs="DejaVu Serif"/>
-          <w:sz w:val="28"/>
-          <w:szCs w:val="28"/>
-          <w:rtl w:val="true"/>
-        </w:rPr>
-        <w:t xml:space="preserve">. </w:t>
-      </w:r>
-      <w:r>
-        <w:rPr>
-          <w:rFonts w:cs="DejaVu Serif"/>
-          <w:sz w:val="28"/>
-          <w:sz w:val="28"/>
-          <w:szCs w:val="28"/>
-          <w:rtl w:val="true"/>
-        </w:rPr>
-        <w:t>אולי סברו שאין לומר את זה בלי כוונה</w:t>
-      </w:r>
-      <w:r>
-        <w:rPr>
-          <w:rFonts w:cs="DejaVu Serif"/>
-          <w:sz w:val="28"/>
-          <w:szCs w:val="28"/>
-          <w:rtl w:val="true"/>
-        </w:rPr>
-        <w:t xml:space="preserve">. </w:t>
-      </w:r>
-      <w:r>
-        <w:rPr>
-          <w:rFonts w:cs="DejaVu Serif"/>
-          <w:sz w:val="28"/>
-          <w:sz w:val="28"/>
-          <w:szCs w:val="28"/>
-          <w:rtl w:val="true"/>
-        </w:rPr>
-        <w:t>גי</w:t>
-      </w:r>
-      <w:r>
-        <w:rPr>
-          <w:rFonts w:cs="DejaVu Serif"/>
-          <w:sz w:val="28"/>
-          <w:szCs w:val="28"/>
-          <w:rtl w:val="true"/>
-        </w:rPr>
-        <w:t>"</w:t>
-      </w:r>
-      <w:r>
-        <w:rPr>
-          <w:rFonts w:cs="DejaVu Serif"/>
-          <w:sz w:val="28"/>
-          <w:sz w:val="28"/>
-          <w:szCs w:val="28"/>
-          <w:rtl w:val="true"/>
-        </w:rPr>
-        <w:t>ל שסברו שיראה להם הדין שפטור</w:t>
-      </w:r>
-      <w:r>
-        <w:rPr>
-          <w:rFonts w:cs="DejaVu Serif"/>
-          <w:sz w:val="28"/>
-          <w:szCs w:val="28"/>
-          <w:rtl w:val="true"/>
-        </w:rPr>
-        <w:t>.]</w:t>
-      </w:r>
-      <w:r>
-        <w:rPr>
-          <w:rFonts w:cs="DejaVu Serif"/>
-          <w:sz w:val="28"/>
-          <w:szCs w:val="28"/>
-          <w:rtl w:val="true"/>
-        </w:rPr>
-        <w:t xml:space="preserve"> </w:t>
-      </w:r>
-      <w:r>
-        <w:rPr>
-          <w:rFonts w:cs="DejaVu Serif"/>
-          <w:sz w:val="28"/>
-          <w:sz w:val="28"/>
-          <w:szCs w:val="28"/>
-          <w:rtl w:val="true"/>
-        </w:rPr>
-        <w:t>אָמַר לָהֶם</w:t>
-      </w:r>
-      <w:r>
-        <w:rPr>
-          <w:rFonts w:cs="DejaVu Serif"/>
-          <w:sz w:val="28"/>
-          <w:szCs w:val="28"/>
-          <w:rtl w:val="true"/>
-        </w:rPr>
-        <w:t xml:space="preserve">, </w:t>
-      </w:r>
-      <w:r>
-        <w:rPr>
-          <w:rFonts w:cs="DejaVu Serif"/>
-          <w:sz w:val="28"/>
-          <w:sz w:val="28"/>
-          <w:szCs w:val="28"/>
-          <w:rtl w:val="true"/>
-        </w:rPr>
-        <w:t>אֵינִי שׁוֹמֵעַ לָכֶם לְבַטֵּל מִמֶּנִּי מַלְכוּת שָׁמַיִם אֲפִלּוּ שָׁעָה אֶחָת</w:t>
-      </w:r>
-      <w:r>
-        <w:rPr>
-          <w:rStyle w:val="FootnoteReference"/>
-          <w:rFonts w:cs="DejaVu Serif"/>
-          <w:sz w:val="28"/>
-          <w:sz w:val="28"/>
-          <w:szCs w:val="28"/>
-          <w:rtl w:val="true"/>
-        </w:rPr>
-        <w:footnoteReference w:id="7"/>
-      </w:r>
-      <w:r>
-        <w:rPr>
-          <w:rFonts w:cs="DejaVu Serif"/>
-          <w:sz w:val="28"/>
-          <w:szCs w:val="28"/>
-          <w:rtl w:val="true"/>
-        </w:rPr>
-        <w:t xml:space="preserve">:  </w:t>
-      </w:r>
-      <w:r>
-        <w:rPr>
-          <w:rFonts w:cs="DejaVu Serif"/>
-          <w:sz w:val="28"/>
-          <w:szCs w:val="28"/>
-          <w:rtl w:val="true"/>
-        </w:rPr>
-        <w:t>[</w:t>
-      </w:r>
-      <w:r>
-        <w:rPr>
-          <w:rFonts w:cs="DejaVu Serif"/>
-          <w:sz w:val="28"/>
-          <w:sz w:val="28"/>
-          <w:szCs w:val="28"/>
-          <w:rtl w:val="true"/>
-        </w:rPr>
-        <w:t>ג – צריך ביאור מהו תשובתו</w:t>
-      </w:r>
-      <w:r>
-        <w:rPr>
-          <w:rFonts w:cs="DejaVu Serif"/>
-          <w:sz w:val="28"/>
-          <w:szCs w:val="28"/>
-          <w:rtl w:val="true"/>
-        </w:rPr>
-        <w:t>.]</w:t>
+        <w:t>ה</w:t>
+      </w:r>
+      <w:r>
+        <w:rPr>
+          <w:rFonts w:cs="DejaVu Serif"/>
+          <w:sz w:val="28"/>
+          <w:szCs w:val="28"/>
+          <w:rtl w:val="true"/>
+        </w:rPr>
+        <w:t>]:</w:t>
       </w:r>
     </w:p>
     <w:sectPr>
@@ -583,6 +371,7 @@
       <w:pgNumType w:fmt="decimal"/>
       <w:formProt w:val="false"/>
       <w:textDirection w:val="lrTb"/>
+      <w:docGrid w:type="default" w:linePitch="100" w:charSpace="0"/>
     </w:sectPr>
   </w:body>
 </w:document>
@@ -592,11 +381,6 @@
 <w:footnotes xmlns:o="urn:schemas-microsoft-com:office:office" xmlns:r="http://schemas.openxmlformats.org/officeDocument/2006/relationships" xmlns:v="urn:schemas-microsoft-com:vml" xmlns:w="http://schemas.openxmlformats.org/wordprocessingml/2006/main" xmlns:w10="urn:schemas-microsoft-com:office:word" xmlns:wp="http://schemas.openxmlformats.org/drawingml/2006/wordprocessingDrawing" xmlns:pic="http://schemas.openxmlformats.org/drawingml/2006/picture" xmlns:wps="http://schemas.microsoft.com/office/word/2010/wordprocessingShape" xmlns:wpg="http://schemas.microsoft.com/office/word/2010/wordprocessingGroup" xmlns:mc="http://schemas.openxmlformats.org/markup-compatibility/2006" xmlns:wp14="http://schemas.microsoft.com/office/word/2010/wordprocessingDrawing" xmlns:w14="http://schemas.microsoft.com/office/word/2010/wordml" xmlns:w15="http://schemas.microsoft.com/office/word/2012/wordml" mc:Ignorable="w14 wp14 w15">
   <w:footnote w:id="0" w:type="separator">
     <w:p>
-      <w:pPr>
-        <w:rPr>
-          <w:sz w:val="12"/>
-        </w:rPr>
-      </w:pPr>
       <w:r>
         <w:separator/>
       </w:r>
@@ -604,11 +388,6 @@
   </w:footnote>
   <w:footnote w:id="1" w:type="continuationSeparator">
     <w:p>
-      <w:pPr>
-        <w:rPr>
-          <w:sz w:val="12"/>
-        </w:rPr>
-      </w:pPr>
       <w:r>
         <w:continuationSeparator/>
       </w:r>
@@ -633,7 +412,7 @@
       </w:r>
       <w:r>
         <w:rPr>
-          <w:rStyle w:val="FootnoteCharacters"/>
+          <w:rStyle w:val="FootnoteCharactersuser"/>
           <w:rtl w:val="true"/>
         </w:rPr>
         <w:tab/>
@@ -657,9 +436,7 @@
         <w:pStyle w:val="FootnoteText"/>
         <w:bidi w:val="1"/>
         <w:jc w:val="start"/>
-        <w:rPr>
-          <w:rFonts w:cs="Noto Rashi Hebrew"/>
-        </w:rPr>
+        <w:rPr/>
       </w:pPr>
       <w:r>
         <w:rPr>
@@ -673,63 +450,23 @@
           <w:rtl w:val="true"/>
         </w:rPr>
         <w:tab/>
-        <w:t>זה ארבע לילות</w:t>
-      </w:r>
-      <w:r>
-        <w:rPr>
-          <w:rFonts w:cs="Noto Rashi Hebrew"/>
-          <w:rtl w:val="true"/>
-        </w:rPr>
-        <w:t xml:space="preserve">, </w:t>
-      </w:r>
-      <w:r>
-        <w:rPr>
-          <w:rFonts w:cs="Noto Rashi Hebrew"/>
-          <w:rtl w:val="true"/>
-        </w:rPr>
-        <w:t>והוא מליל חמישי</w:t>
-      </w:r>
-      <w:r>
-        <w:rPr>
-          <w:rFonts w:cs="Noto Rashi Hebrew"/>
-          <w:rtl w:val="true"/>
-        </w:rPr>
-        <w:t xml:space="preserve">, </w:t>
-      </w:r>
-      <w:r>
-        <w:rPr>
-          <w:rFonts w:cs="Noto Rashi Hebrew"/>
-          <w:rtl w:val="true"/>
-        </w:rPr>
-        <w:t>שחייב לישא ביום רביעי</w:t>
-      </w:r>
-      <w:r>
-        <w:rPr>
-          <w:rFonts w:cs="Noto Rashi Hebrew"/>
-          <w:rtl w:val="true"/>
-        </w:rPr>
-        <w:t xml:space="preserve">, </w:t>
-      </w:r>
-      <w:r>
-        <w:rPr>
-          <w:rFonts w:cs="Noto Rashi Hebrew"/>
-          <w:rtl w:val="true"/>
-        </w:rPr>
-        <w:t>כדי שיוכל לבוא לדין אם לא מצא בתולים</w:t>
-      </w:r>
-      <w:r>
-        <w:rPr>
-          <w:rFonts w:cs="Noto Rashi Hebrew"/>
-          <w:rtl w:val="true"/>
-        </w:rPr>
-        <w:t>. (</w:t>
-      </w:r>
-      <w:r>
-        <w:rPr>
-          <w:rFonts w:cs="Noto Rashi Hebrew"/>
-          <w:rtl w:val="true"/>
-        </w:rPr>
-        <w:t xml:space="preserve">כתובות </w:t>
+      </w:r>
+      <w:r>
+        <w:rPr>
+          <w:rFonts w:cs="Noto Rashi Hebrew"/>
+          <w:rtl w:val="true"/>
+        </w:rPr>
+        <w:t xml:space="preserve">גמרא </w:t>
+      </w:r>
+      <w:r>
+        <w:rPr>
+          <w:rFonts w:cs="Noto Rashi Hebrew"/>
+          <w:b/>
+          <w:bCs/>
+          <w:u w:val="single"/>
+          <w:rtl w:val="true"/>
+        </w:rPr>
+        <w:t>(</w:t>
       </w:r>
       <w:r>
         <w:rPr>
@@ -737,15 +474,17 @@
           <w:b/>
           <w:b/>
           <w:bCs/>
-          <w:rtl w:val="true"/>
-        </w:rPr>
-        <w:t>ב</w:t>
+          <w:u w:val="single"/>
+          <w:rtl w:val="true"/>
+        </w:rPr>
+        <w:t>טז</w:t>
       </w:r>
       <w:r>
         <w:rPr>
           <w:rFonts w:cs="Noto Rashi Hebrew"/>
           <w:b/>
           <w:bCs/>
+          <w:u w:val="single"/>
           <w:rtl w:val="true"/>
         </w:rPr>
         <w:t>.</w:t>
@@ -753,9 +492,136 @@
       <w:r>
         <w:rPr>
           <w:rFonts w:cs="Noto Rashi Hebrew"/>
+          <w:b/>
+          <w:bCs/>
           <w:rtl w:val="true"/>
         </w:rPr>
         <w:t>)</w:t>
+      </w:r>
+      <w:r>
+        <w:rPr>
+          <w:rtl w:val="true"/>
+        </w:rPr>
+        <w:t xml:space="preserve"> </w:t>
+      </w:r>
+      <w:r>
+        <w:rPr>
+          <w:rFonts w:cs="Noto Rashi Hebrew"/>
+          <w:rtl w:val="true"/>
+        </w:rPr>
+        <w:t>דורש את זה מ</w:t>
+      </w:r>
+      <w:r>
+        <w:rPr>
+          <w:rFonts w:cs="Noto Rashi Hebrew"/>
+          <w:rtl w:val="true"/>
+        </w:rPr>
+        <w:t>"</w:t>
+      </w:r>
+      <w:r>
+        <w:rPr>
+          <w:rFonts w:cs="Noto Rashi Hebrew"/>
+          <w:rtl w:val="true"/>
+        </w:rPr>
+        <w:t>ובלכתך בדרך</w:t>
+      </w:r>
+      <w:r>
+        <w:rPr>
+          <w:rFonts w:cs="Noto Rashi Hebrew"/>
+          <w:rtl w:val="true"/>
+        </w:rPr>
+        <w:t xml:space="preserve">,” </w:t>
+      </w:r>
+      <w:r>
+        <w:rPr>
+          <w:rFonts w:cs="Noto Rashi Hebrew"/>
+          <w:rtl w:val="true"/>
+        </w:rPr>
+        <w:t xml:space="preserve">שממעט לכת </w:t>
+      </w:r>
+      <w:r>
+        <w:rPr>
+          <w:rFonts w:cs="Noto Rashi Hebrew"/>
+          <w:rtl w:val="true"/>
+        </w:rPr>
+        <w:t>(</w:t>
+      </w:r>
+      <w:r>
+        <w:rPr>
+          <w:rFonts w:cs="Noto Rashi Hebrew"/>
+          <w:rtl w:val="true"/>
+        </w:rPr>
+        <w:t>הליכה</w:t>
+      </w:r>
+      <w:r>
+        <w:rPr>
+          <w:rFonts w:cs="Noto Rashi Hebrew"/>
+          <w:rtl w:val="true"/>
+        </w:rPr>
+        <w:t>)</w:t>
+      </w:r>
+      <w:r>
+        <w:rPr>
+          <w:rFonts w:cs="Noto Rashi Hebrew"/>
+          <w:rtl w:val="true"/>
+        </w:rPr>
+        <w:t xml:space="preserve"> </w:t>
+      </w:r>
+      <w:r>
+        <w:rPr>
+          <w:rFonts w:cs="Noto Rashi Hebrew"/>
+          <w:rtl w:val="true"/>
+        </w:rPr>
+        <w:t>זה ש</w:t>
+      </w:r>
+      <w:r>
+        <w:rPr>
+          <w:rFonts w:cs="Noto Rashi Hebrew"/>
+          <w:rtl w:val="true"/>
+        </w:rPr>
+        <w:t xml:space="preserve">אינו </w:t>
+      </w:r>
+      <w:r>
+        <w:rPr>
+          <w:rFonts w:cs="Noto Rashi Hebrew"/>
+          <w:rtl w:val="true"/>
+        </w:rPr>
+        <w:t>"</w:t>
+      </w:r>
+      <w:r>
+        <w:rPr>
+          <w:rFonts w:cs="Noto Rashi Hebrew"/>
+          <w:rtl w:val="true"/>
+        </w:rPr>
+        <w:t>שלך</w:t>
+      </w:r>
+      <w:r>
+        <w:rPr>
+          <w:rFonts w:cs="Noto Rashi Hebrew"/>
+          <w:rtl w:val="true"/>
+        </w:rPr>
+        <w:t xml:space="preserve">," </w:t>
+      </w:r>
+      <w:r>
+        <w:rPr>
+          <w:rFonts w:cs="Noto Rashi Hebrew"/>
+          <w:rtl w:val="true"/>
+        </w:rPr>
+        <w:t xml:space="preserve">אלא </w:t>
+      </w:r>
+      <w:r>
+        <w:rPr>
+          <w:rFonts w:cs="Noto Rashi Hebrew"/>
+          <w:rtl w:val="true"/>
+        </w:rPr>
+        <w:t>הוא של מצווה</w:t>
+      </w:r>
+      <w:r>
+        <w:rPr>
+          <w:rFonts w:cs="Noto Rashi Hebrew"/>
+          <w:rtl w:val="true"/>
+        </w:rPr>
+        <w:t>.</w:t>
       </w:r>
     </w:p>
   </w:footnote>
@@ -765,7 +631,9 @@
         <w:pStyle w:val="FootnoteText"/>
         <w:bidi w:val="1"/>
         <w:jc w:val="start"/>
-        <w:rPr/>
+        <w:rPr>
+          <w:rFonts w:cs="Noto Rashi Hebrew"/>
+        </w:rPr>
       </w:pPr>
       <w:r>
         <w:rPr>
@@ -779,16 +647,188 @@
           <w:rtl w:val="true"/>
         </w:rPr>
         <w:tab/>
-        <w:t xml:space="preserve">גמרא </w:t>
-      </w:r>
-      <w:r>
-        <w:rPr>
-          <w:rFonts w:cs="Noto Rashi Hebrew"/>
-          <w:b/>
-          <w:bCs/>
+      </w:r>
+      <w:r>
+        <w:rPr>
+          <w:rFonts w:cs="Noto Rashi Hebrew"/>
+          <w:rtl w:val="true"/>
+        </w:rPr>
+        <w:t>רצה לומר</w:t>
+      </w:r>
+      <w:r>
+        <w:rPr>
+          <w:rFonts w:cs="Noto Rashi Hebrew"/>
+          <w:rtl w:val="true"/>
+        </w:rPr>
+        <w:t xml:space="preserve">, </w:t>
+      </w:r>
+      <w:r>
+        <w:rPr>
+          <w:rFonts w:cs="Noto Rashi Hebrew"/>
+          <w:rtl w:val="true"/>
+        </w:rPr>
+        <w:t>פטור מקריאת שמע מלילה ראשונה שנשא את אשתו ל</w:t>
+      </w:r>
+      <w:r>
+        <w:rPr>
+          <w:rFonts w:cs="Noto Rashi Hebrew"/>
+          <w:rtl w:val="true"/>
+        </w:rPr>
+        <w:t>ארבע לילו</w:t>
+      </w:r>
+      <w:r>
+        <w:rPr>
+          <w:rFonts w:cs="Noto Rashi Hebrew"/>
+          <w:rtl w:val="true"/>
+        </w:rPr>
+        <w:t>ת</w:t>
+      </w:r>
+      <w:r>
+        <w:rPr>
+          <w:rFonts w:cs="Noto Rashi Hebrew"/>
+          <w:rtl w:val="true"/>
+        </w:rPr>
+        <w:t>,</w:t>
+      </w:r>
+      <w:r>
+        <w:rPr>
+          <w:rFonts w:cs="Noto Rashi Hebrew"/>
+          <w:rtl w:val="true"/>
+        </w:rPr>
+        <w:t xml:space="preserve"> </w:t>
+      </w:r>
+      <w:r>
+        <w:rPr>
+          <w:rFonts w:cs="Noto Rashi Hebrew"/>
+          <w:rtl w:val="true"/>
+        </w:rPr>
+        <w:t xml:space="preserve">והם </w:t>
+      </w:r>
+      <w:r>
+        <w:rPr>
+          <w:rFonts w:cs="Noto Rashi Hebrew"/>
+          <w:rtl w:val="true"/>
+        </w:rPr>
+        <w:t xml:space="preserve">- </w:t>
+      </w:r>
+      <w:r>
+        <w:rPr>
+          <w:rFonts w:cs="Noto Rashi Hebrew"/>
+          <w:rtl w:val="true"/>
+        </w:rPr>
+        <w:t xml:space="preserve">מליל חמישי </w:t>
+      </w:r>
+      <w:r>
+        <w:rPr>
+          <w:rFonts w:cs="Noto Rashi Hebrew"/>
           <w:rtl w:val="true"/>
         </w:rPr>
         <w:t>(</w:t>
+      </w:r>
+      <w:r>
+        <w:rPr>
+          <w:rFonts w:cs="Noto Rashi Hebrew"/>
+          <w:rtl w:val="true"/>
+        </w:rPr>
+        <w:t xml:space="preserve">שחייב לישא </w:t>
+      </w:r>
+      <w:r>
+        <w:rPr>
+          <w:rFonts w:cs="Noto Rashi Hebrew"/>
+          <w:rtl w:val="true"/>
+        </w:rPr>
+        <w:t xml:space="preserve">בתלוה </w:t>
+      </w:r>
+      <w:r>
+        <w:rPr>
+          <w:rFonts w:cs="Noto Rashi Hebrew"/>
+          <w:rtl w:val="true"/>
+        </w:rPr>
+        <w:t>(</w:t>
+      </w:r>
+      <w:r>
+        <w:rPr>
+          <w:rFonts w:cs="Noto Rashi Hebrew"/>
+          <w:rtl w:val="true"/>
+        </w:rPr>
+        <w:t>וגמרא מדבר בסתם אשה</w:t>
+      </w:r>
+      <w:r>
+        <w:rPr>
+          <w:rFonts w:cs="Noto Rashi Hebrew"/>
+          <w:rtl w:val="true"/>
+        </w:rPr>
+        <w:t xml:space="preserve">, </w:t>
+      </w:r>
+      <w:r>
+        <w:rPr>
+          <w:rFonts w:cs="Noto Rashi Hebrew"/>
+          <w:rtl w:val="true"/>
+        </w:rPr>
+        <w:t>שהיא בתולה</w:t>
+      </w:r>
+      <w:r>
+        <w:rPr>
+          <w:rFonts w:cs="Noto Rashi Hebrew"/>
+          <w:rtl w:val="true"/>
+        </w:rPr>
+        <w:t>)</w:t>
+      </w:r>
+      <w:r>
+        <w:rPr>
+          <w:rFonts w:cs="Noto Rashi Hebrew"/>
+          <w:rtl w:val="true"/>
+        </w:rPr>
+        <w:t xml:space="preserve"> </w:t>
+      </w:r>
+      <w:r>
+        <w:rPr>
+          <w:rFonts w:cs="Noto Rashi Hebrew"/>
+          <w:rtl w:val="true"/>
+        </w:rPr>
+        <w:t>ביום רביעי</w:t>
+      </w:r>
+      <w:r>
+        <w:rPr>
+          <w:rFonts w:cs="Noto Rashi Hebrew"/>
+          <w:rtl w:val="true"/>
+        </w:rPr>
+        <w:t xml:space="preserve">, </w:t>
+      </w:r>
+      <w:r>
+        <w:rPr>
+          <w:rFonts w:cs="Noto Rashi Hebrew"/>
+          <w:rtl w:val="true"/>
+        </w:rPr>
+        <w:t>כדי שיוכל לבוא לדין אם לא מצא בתולים</w:t>
+      </w:r>
+      <w:r>
+        <w:rPr>
+          <w:rFonts w:cs="Noto Rashi Hebrew"/>
+          <w:rtl w:val="true"/>
+        </w:rPr>
+        <w:t xml:space="preserve">) </w:t>
+      </w:r>
+      <w:r>
+        <w:rPr>
+          <w:rFonts w:cs="Noto Rashi Hebrew"/>
+          <w:rtl w:val="true"/>
+        </w:rPr>
+        <w:t>עד מוצאי שבת</w:t>
+      </w:r>
+      <w:r>
+        <w:rPr>
+          <w:rFonts w:cs="Noto Rashi Hebrew"/>
+          <w:rtl w:val="true"/>
+        </w:rPr>
+        <w:t>. (</w:t>
+      </w:r>
+      <w:r>
+        <w:rPr>
+          <w:rFonts w:cs="Noto Rashi Hebrew"/>
+          <w:rtl w:val="true"/>
+        </w:rPr>
+        <w:t xml:space="preserve">כתובות </w:t>
       </w:r>
       <w:r>
         <w:rPr>
@@ -796,66 +836,27 @@
           <w:b/>
           <w:b/>
           <w:bCs/>
-          <w:rtl w:val="true"/>
-        </w:rPr>
-        <w:t>טז</w:t>
+          <w:u w:val="single"/>
+          <w:rtl w:val="true"/>
+        </w:rPr>
+        <w:t>ב</w:t>
       </w:r>
       <w:r>
         <w:rPr>
           <w:rFonts w:cs="Noto Rashi Hebrew"/>
           <w:b/>
           <w:bCs/>
-          <w:rtl w:val="true"/>
-        </w:rPr>
-        <w:t>.)</w:t>
-      </w:r>
-      <w:r>
-        <w:rPr>
-          <w:rtl w:val="true"/>
-        </w:rPr>
-        <w:t xml:space="preserve"> </w:t>
-      </w:r>
-      <w:r>
-        <w:rPr>
-          <w:rFonts w:cs="Noto Rashi Hebrew"/>
-          <w:rtl w:val="true"/>
-        </w:rPr>
-        <w:t>דורש את זה מ</w:t>
-      </w:r>
-      <w:r>
-        <w:rPr>
-          <w:rFonts w:cs="Noto Rashi Hebrew"/>
-          <w:rtl w:val="true"/>
-        </w:rPr>
-        <w:t>"</w:t>
-      </w:r>
-      <w:r>
-        <w:rPr>
-          <w:rFonts w:cs="Noto Rashi Hebrew"/>
-          <w:rtl w:val="true"/>
-        </w:rPr>
-        <w:t>ובלכתך בדרך</w:t>
-      </w:r>
-      <w:r>
-        <w:rPr>
-          <w:rFonts w:cs="Noto Rashi Hebrew"/>
-          <w:rtl w:val="true"/>
-        </w:rPr>
-        <w:t xml:space="preserve">,” </w:t>
-      </w:r>
-      <w:r>
-        <w:rPr>
-          <w:rFonts w:cs="Noto Rashi Hebrew"/>
-          <w:rtl w:val="true"/>
-        </w:rPr>
-        <w:t>שממעט לכת זה שהוא של מצווה</w:t>
-      </w:r>
-      <w:r>
-        <w:rPr>
-          <w:rFonts w:cs="Noto Rashi Hebrew"/>
+          <w:u w:val="single"/>
           <w:rtl w:val="true"/>
         </w:rPr>
         <w:t>.</w:t>
+      </w:r>
+      <w:r>
+        <w:rPr>
+          <w:rFonts w:cs="Noto Rashi Hebrew"/>
+          <w:rtl w:val="true"/>
+        </w:rPr>
+        <w:t>)</w:t>
       </w:r>
     </w:p>
   </w:footnote>
@@ -881,6 +882,12 @@
           <w:rtl w:val="true"/>
         </w:rPr>
         <w:tab/>
+      </w:r>
+      <w:r>
+        <w:rPr>
+          <w:rFonts w:cs="Noto Rashi Hebrew"/>
+          <w:rtl w:val="true"/>
+        </w:rPr>
         <w:t xml:space="preserve">עיין בגמרא ברכות </w:t>
       </w:r>
       <w:r>
@@ -1111,7 +1118,28 @@
           <w:rFonts w:cs="Noto Rashi Hebrew"/>
           <w:rtl w:val="true"/>
         </w:rPr>
-        <w:t>(</w:t>
+        <w:t>[</w:t>
+      </w:r>
+      <w:r>
+        <w:rPr>
+          <w:rFonts w:cs="Noto Rashi Hebrew"/>
+          <w:rtl w:val="true"/>
+        </w:rPr>
+        <w:t>ב</w:t>
+      </w:r>
+      <w:r>
+        <w:rPr>
+          <w:rFonts w:cs="Noto Rashi Hebrew"/>
+          <w:rtl w:val="true"/>
+        </w:rPr>
+        <w:t>]</w:t>
+      </w:r>
+      <w:r>
+        <w:rPr>
+          <w:rFonts w:cs="Noto Rashi Hebrew"/>
+          <w:rtl w:val="true"/>
+        </w:rPr>
+        <w:t xml:space="preserve"> (</w:t>
       </w:r>
       <w:r>
         <w:rPr>
@@ -1175,7 +1203,21 @@
           <w:rFonts w:cs="Noto Rashi Hebrew"/>
           <w:rtl w:val="true"/>
         </w:rPr>
-        <w:t>צריך להיות טירדת מצווה</w:t>
+        <w:t>צריך להיות</w:t>
+      </w:r>
+      <w:r>
+        <w:rPr>
+          <w:rFonts w:cs="Noto Rashi Hebrew"/>
+          <w:rtl w:val="true"/>
+        </w:rPr>
+        <w:t xml:space="preserve"> שטירדתו</w:t>
+      </w:r>
+      <w:r>
+        <w:rPr>
+          <w:rFonts w:cs="Noto Rashi Hebrew"/>
+          <w:rtl w:val="true"/>
+        </w:rPr>
+        <w:t xml:space="preserve"> טירדת מצווה</w:t>
       </w:r>
       <w:r>
         <w:rPr>
@@ -1203,7 +1245,21 @@
           <w:rFonts w:cs="Noto Rashi Hebrew"/>
           <w:rtl w:val="true"/>
         </w:rPr>
-        <w:t>מי שטרוד על ספינתו חיי בק</w:t>
+        <w:t xml:space="preserve">מי שטרוד על ספינתו חייב </w:t>
+      </w:r>
+      <w:r>
+        <w:rPr>
+          <w:rFonts w:cs="Noto Rashi Hebrew"/>
+          <w:rtl w:val="true"/>
+        </w:rPr>
+        <w:t>ב</w:t>
+      </w:r>
+      <w:r>
+        <w:rPr>
+          <w:rFonts w:cs="Noto Rashi Hebrew"/>
+          <w:rtl w:val="true"/>
+        </w:rPr>
+        <w:t>ק</w:t>
       </w:r>
       <w:r>
         <w:rPr>
@@ -1260,7 +1316,14 @@
           <w:rFonts w:cs="Noto Rashi Hebrew"/>
           <w:rtl w:val="true"/>
         </w:rPr>
-        <w:t>צריך שני דברים</w:t>
+        <w:t xml:space="preserve">צריך שני </w:t>
+      </w:r>
+      <w:r>
+        <w:rPr>
+          <w:rFonts w:cs="Noto Rashi Hebrew"/>
+          <w:rtl w:val="true"/>
+        </w:rPr>
+        <w:t>תנאים</w:t>
       </w:r>
       <w:r>
         <w:rPr>
@@ -1317,14 +1380,35 @@
           <w:rFonts w:cs="Noto Rashi Hebrew"/>
           <w:rtl w:val="true"/>
         </w:rPr>
-        <w:t xml:space="preserve">מיש נושא בעולה </w:t>
-      </w:r>
-      <w:r>
-        <w:rPr>
-          <w:rFonts w:cs="Noto Rashi Hebrew"/>
-          <w:rtl w:val="true"/>
-        </w:rPr>
-        <w:t>(</w:t>
+        <w:t xml:space="preserve">מי שנושא בעולה </w:t>
+      </w:r>
+      <w:r>
+        <w:rPr>
+          <w:rFonts w:cs="Noto Rashi Hebrew"/>
+          <w:rtl w:val="true"/>
+        </w:rPr>
+        <w:t>[</w:t>
+      </w:r>
+      <w:r>
+        <w:rPr>
+          <w:rFonts w:cs="Noto Rashi Hebrew"/>
+          <w:rtl w:val="true"/>
+        </w:rPr>
+        <w:t>ב</w:t>
+      </w:r>
+      <w:r>
+        <w:rPr>
+          <w:rFonts w:cs="Noto Rashi Hebrew"/>
+          <w:rtl w:val="true"/>
+        </w:rPr>
+        <w:t>]</w:t>
+      </w:r>
+      <w:r>
+        <w:rPr>
+          <w:rFonts w:cs="Noto Rashi Hebrew"/>
+          <w:rtl w:val="true"/>
+        </w:rPr>
+        <w:t xml:space="preserve"> (</w:t>
       </w:r>
       <w:r>
         <w:rPr>
@@ -1489,7 +1573,21 @@
           <w:rFonts w:cs="Noto Rashi Hebrew"/>
           <w:rtl w:val="true"/>
         </w:rPr>
-        <w:t>יהיה נמצא שמותר לבעול ביאה ראשונה בשבת</w:t>
+        <w:t xml:space="preserve">יהיה </w:t>
+      </w:r>
+      <w:r>
+        <w:rPr>
+          <w:rFonts w:cs="Noto Rashi Hebrew"/>
+          <w:rtl w:val="true"/>
+        </w:rPr>
+        <w:t>מוכרח</w:t>
+      </w:r>
+      <w:r>
+        <w:rPr>
+          <w:rFonts w:cs="Noto Rashi Hebrew"/>
+          <w:rtl w:val="true"/>
+        </w:rPr>
+        <w:t xml:space="preserve"> שמותר לבעול ביאה ראשונה בשבת</w:t>
       </w:r>
       <w:r>
         <w:rPr>
@@ -1545,7 +1643,21 @@
           <w:rFonts w:cs="Noto Rashi Hebrew"/>
           <w:rtl w:val="true"/>
         </w:rPr>
-        <w:t>אין צריכים לומר כן</w:t>
+        <w:t xml:space="preserve">אין </w:t>
+      </w:r>
+      <w:r>
+        <w:rPr>
+          <w:rFonts w:cs="Noto Rashi Hebrew"/>
+          <w:rtl w:val="true"/>
+        </w:rPr>
+        <w:t>הכרח</w:t>
+      </w:r>
+      <w:r>
+        <w:rPr>
+          <w:rFonts w:cs="Noto Rashi Hebrew"/>
+          <w:rtl w:val="true"/>
+        </w:rPr>
+        <w:t xml:space="preserve"> לומר כן</w:t>
       </w:r>
       <w:r>
         <w:rPr>
@@ -1553,149 +1665,6 @@
           <w:rtl w:val="true"/>
         </w:rPr>
         <w:t xml:space="preserve">. </w:t>
-      </w:r>
-    </w:p>
-    <w:p>
-      <w:pPr>
-        <w:pStyle w:val="FootnoteText"/>
-        <w:bidi w:val="1"/>
-        <w:jc w:val="start"/>
-        <w:rPr>
-          <w:rFonts w:cs="Noto Rashi Hebrew"/>
-        </w:rPr>
-      </w:pPr>
-      <w:r>
-        <w:rPr>
-          <w:rFonts w:cs="Noto Rashi Hebrew"/>
-          <w:rtl w:val="true"/>
-        </w:rPr>
-        <w:tab/>
-      </w:r>
-      <w:r>
-        <w:rPr>
-          <w:rFonts w:cs="Noto Rashi Hebrew"/>
-          <w:rtl w:val="true"/>
-        </w:rPr>
-        <w:t>כן יוצא מן הבבלי</w:t>
-      </w:r>
-      <w:r>
-        <w:rPr>
-          <w:rFonts w:cs="Noto Rashi Hebrew"/>
-          <w:rtl w:val="true"/>
-        </w:rPr>
-        <w:t xml:space="preserve">, </w:t>
-      </w:r>
-      <w:r>
-        <w:rPr>
-          <w:rFonts w:cs="Noto Rashi Hebrew"/>
-          <w:rtl w:val="true"/>
-        </w:rPr>
-        <w:t>אבל הירושלמי מתחיל לומר כרבא</w:t>
-      </w:r>
-      <w:r>
-        <w:rPr>
-          <w:rFonts w:cs="Noto Rashi Hebrew"/>
-          <w:rtl w:val="true"/>
-        </w:rPr>
-        <w:t xml:space="preserve">, </w:t>
-      </w:r>
-      <w:r>
-        <w:rPr>
-          <w:rFonts w:cs="Noto Rashi Hebrew"/>
-          <w:rtl w:val="true"/>
-        </w:rPr>
-        <w:t>ודוחה שכאן נושא אלמנה</w:t>
-      </w:r>
-      <w:r>
-        <w:rPr>
-          <w:rFonts w:cs="Noto Rashi Hebrew"/>
-          <w:rtl w:val="true"/>
-        </w:rPr>
-        <w:t>. (</w:t>
-      </w:r>
-      <w:r>
-        <w:rPr>
-          <w:rFonts w:cs="Noto Rashi Hebrew"/>
-          <w:rtl w:val="true"/>
-        </w:rPr>
-        <w:t>ויש לדון למה נושא ביום רביעי</w:t>
-      </w:r>
-      <w:r>
-        <w:rPr>
-          <w:rFonts w:cs="Noto Rashi Hebrew"/>
-          <w:rtl w:val="true"/>
-        </w:rPr>
-        <w:t xml:space="preserve">, </w:t>
-      </w:r>
-      <w:r>
-        <w:rPr>
-          <w:rFonts w:cs="Noto Rashi Hebrew"/>
-          <w:rtl w:val="true"/>
-        </w:rPr>
-        <w:t xml:space="preserve">כמו שמבואר בכתובות </w:t>
-      </w:r>
-      <w:r>
-        <w:rPr>
-          <w:rFonts w:cs="Noto Rashi Hebrew"/>
-          <w:rtl w:val="true"/>
-        </w:rPr>
-        <w:t>(</w:t>
-      </w:r>
-      <w:r>
-        <w:rPr>
-          <w:rFonts w:cs="Noto Rashi Hebrew"/>
-          <w:rtl w:val="true"/>
-        </w:rPr>
-        <w:t>ב</w:t>
-      </w:r>
-      <w:r>
-        <w:rPr>
-          <w:rFonts w:cs="Noto Rashi Hebrew"/>
-          <w:rtl w:val="true"/>
-        </w:rPr>
-        <w:t xml:space="preserve">.)) </w:t>
-      </w:r>
-      <w:r>
-        <w:rPr>
-          <w:rFonts w:cs="Noto Rashi Hebrew"/>
-          <w:rtl w:val="true"/>
-        </w:rPr>
-        <w:t>פטור כיון שהוא טרוד על עשיית מצוות ביאה</w:t>
-      </w:r>
-      <w:r>
-        <w:rPr>
-          <w:rFonts w:cs="Noto Rashi Hebrew"/>
-          <w:rtl w:val="true"/>
-        </w:rPr>
-        <w:t xml:space="preserve">, </w:t>
-      </w:r>
-      <w:r>
-        <w:rPr>
-          <w:rFonts w:cs="Noto Rashi Hebrew"/>
-          <w:rtl w:val="true"/>
-        </w:rPr>
-        <w:t>שחושש שמא יכרוך נימא על אמתו</w:t>
-      </w:r>
-      <w:r>
-        <w:rPr>
-          <w:rFonts w:cs="Noto Rashi Hebrew"/>
-          <w:rtl w:val="true"/>
-        </w:rPr>
-        <w:t xml:space="preserve">, </w:t>
-      </w:r>
-      <w:r>
-        <w:rPr>
-          <w:rFonts w:cs="Noto Rashi Hebrew"/>
-          <w:rtl w:val="true"/>
-        </w:rPr>
-        <w:t>ויעשה אותו כרות שפכה</w:t>
-      </w:r>
-      <w:r>
-        <w:rPr>
-          <w:rFonts w:cs="Noto Rashi Hebrew"/>
-          <w:rtl w:val="true"/>
-        </w:rPr>
-        <w:t>.</w:t>
       </w:r>
     </w:p>
   </w:footnote>
@@ -1721,7 +1690,27 @@
           <w:rtl w:val="true"/>
         </w:rPr>
         <w:tab/>
-        <w:t>לפי הבבלי</w:t>
+      </w:r>
+      <w:r>
+        <w:rPr>
+          <w:rFonts w:cs="Noto Rashi Hebrew"/>
+          <w:rtl w:val="true"/>
+        </w:rPr>
+        <w:t>חייב אחר שעשה מעשה כיון שלא טורד עוד</w:t>
+      </w:r>
+      <w:r>
+        <w:rPr>
+          <w:rFonts w:cs="Noto Rashi Hebrew"/>
+          <w:rtl w:val="true"/>
+        </w:rPr>
+        <w:t xml:space="preserve">. </w:t>
+      </w:r>
+      <w:r>
+        <w:rPr>
+          <w:rFonts w:cs="Noto Rashi Hebrew"/>
+          <w:rtl w:val="true"/>
+        </w:rPr>
+        <w:t>לכאורה</w:t>
       </w:r>
       <w:r>
         <w:rPr>
@@ -1735,35 +1724,28 @@
           <w:rFonts w:cs="Noto Rashi Hebrew"/>
           <w:rtl w:val="true"/>
         </w:rPr>
-        <w:t>חייב אחר שעשה מעשה כיון שלא טורד עוד</w:t>
-      </w:r>
-      <w:r>
-        <w:rPr>
-          <w:rFonts w:cs="Noto Rashi Hebrew"/>
-          <w:rtl w:val="true"/>
-        </w:rPr>
-        <w:t xml:space="preserve">, </w:t>
-      </w:r>
-      <w:r>
-        <w:rPr>
-          <w:rFonts w:cs="Noto Rashi Hebrew"/>
-          <w:rtl w:val="true"/>
-        </w:rPr>
-        <w:t>שטירדתו בא מחששו שמא אינה בתולה</w:t>
-      </w:r>
-      <w:r>
-        <w:rPr>
-          <w:rFonts w:cs="Noto Rashi Hebrew"/>
-          <w:rtl w:val="true"/>
-        </w:rPr>
-        <w:t xml:space="preserve">, </w:t>
-      </w:r>
-      <w:r>
-        <w:rPr>
-          <w:rFonts w:cs="Noto Rashi Hebrew"/>
-          <w:rtl w:val="true"/>
-        </w:rPr>
-        <w:t>או שמא לא יוכל להוציא את הבתולים</w:t>
+        <w:t xml:space="preserve">זה מפני </w:t>
+      </w:r>
+      <w:r>
+        <w:rPr>
+          <w:rFonts w:cs="Noto Rashi Hebrew"/>
+          <w:rtl w:val="true"/>
+        </w:rPr>
+        <w:t xml:space="preserve">שטירדתו בא מחששו שמא אינה בתולה או </w:t>
+      </w:r>
+      <w:r>
+        <w:rPr>
+          <w:rFonts w:cs="Noto Rashi Hebrew"/>
+          <w:rtl w:val="true"/>
+        </w:rPr>
+        <w:t>מטרדתו</w:t>
+      </w:r>
+      <w:r>
+        <w:rPr>
+          <w:rFonts w:cs="Noto Rashi Hebrew"/>
+          <w:rtl w:val="true"/>
+        </w:rPr>
+        <w:t xml:space="preserve"> שמא לא יוכל להוציא את הבתולים</w:t>
       </w:r>
       <w:r>
         <w:rPr>
@@ -1777,140 +1759,21 @@
           <w:rFonts w:cs="Noto Rashi Hebrew"/>
           <w:rtl w:val="true"/>
         </w:rPr>
-        <w:t>לירושלמי</w:t>
-      </w:r>
-      <w:r>
-        <w:rPr>
-          <w:rFonts w:cs="Noto Rashi Hebrew"/>
-          <w:rtl w:val="true"/>
-        </w:rPr>
-        <w:t xml:space="preserve">, </w:t>
-      </w:r>
-      <w:r>
-        <w:rPr>
-          <w:rFonts w:cs="Noto Rashi Hebrew"/>
-          <w:rtl w:val="true"/>
-        </w:rPr>
-        <w:t>צ“ל שחייב אחר שעשה מעשה כיון שלא טרוד עוד</w:t>
-      </w:r>
-      <w:r>
-        <w:rPr>
-          <w:rFonts w:cs="Noto Rashi Hebrew"/>
-          <w:rtl w:val="true"/>
-        </w:rPr>
-        <w:t xml:space="preserve">, </w:t>
-      </w:r>
-      <w:r>
-        <w:rPr>
-          <w:rFonts w:cs="Noto Rashi Hebrew"/>
-          <w:rtl w:val="true"/>
-        </w:rPr>
-        <w:t>שכבר ראה שלא נעשה כרות שפכה</w:t>
-      </w:r>
-      <w:r>
-        <w:rPr>
-          <w:rFonts w:cs="Noto Rashi Hebrew"/>
-          <w:rtl w:val="true"/>
-        </w:rPr>
-        <w:t xml:space="preserve">, </w:t>
-      </w:r>
-      <w:r>
-        <w:rPr>
-          <w:rFonts w:cs="Noto Rashi Hebrew"/>
-          <w:rtl w:val="true"/>
-        </w:rPr>
-        <w:t>וכמו שלא נעשה בפעם ראשונה</w:t>
-      </w:r>
-      <w:r>
-        <w:rPr>
-          <w:rFonts w:cs="Noto Rashi Hebrew"/>
-          <w:rtl w:val="true"/>
-        </w:rPr>
-        <w:t xml:space="preserve">, </w:t>
-      </w:r>
-      <w:r>
-        <w:rPr>
-          <w:rFonts w:cs="Noto Rashi Hebrew"/>
-          <w:rtl w:val="true"/>
-        </w:rPr>
-        <w:t>לא ייעשה בפעם שנית</w:t>
-      </w:r>
-      <w:r>
-        <w:rPr>
-          <w:rFonts w:cs="Noto Rashi Hebrew"/>
-          <w:rtl w:val="true"/>
-        </w:rPr>
-        <w:t>. (</w:t>
-      </w:r>
-      <w:r>
-        <w:rPr>
-          <w:rFonts w:cs="Noto Rashi Hebrew"/>
-          <w:rtl w:val="true"/>
-        </w:rPr>
-        <w:t>א“כ</w:t>
-      </w:r>
-      <w:r>
-        <w:rPr>
-          <w:rFonts w:cs="Noto Rashi Hebrew"/>
-          <w:rtl w:val="true"/>
-        </w:rPr>
-        <w:t xml:space="preserve">, </w:t>
-      </w:r>
-      <w:r>
-        <w:rPr>
-          <w:rFonts w:cs="Noto Rashi Hebrew"/>
-          <w:rtl w:val="true"/>
-        </w:rPr>
-        <w:t>יש לדון אם מי שכבר היה נשוי פטור מק“ש לילה ראשון לפי הירושלמי</w:t>
-      </w:r>
-      <w:r>
-        <w:rPr>
-          <w:rFonts w:cs="Noto Rashi Hebrew"/>
-          <w:rtl w:val="true"/>
-        </w:rPr>
-        <w:t xml:space="preserve">. </w:t>
-      </w:r>
-      <w:r>
-        <w:rPr>
-          <w:rFonts w:cs="Noto Rashi Hebrew"/>
-          <w:rtl w:val="true"/>
-        </w:rPr>
-        <w:t>גמ’ מזכיר שהיה ר“ג פטור</w:t>
-      </w:r>
-      <w:r>
-        <w:rPr>
-          <w:rFonts w:cs="Noto Rashi Hebrew"/>
-          <w:rtl w:val="true"/>
-        </w:rPr>
-        <w:t xml:space="preserve">; </w:t>
-      </w:r>
-      <w:r>
-        <w:rPr>
-          <w:rFonts w:cs="Noto Rashi Hebrew"/>
-          <w:rtl w:val="true"/>
-        </w:rPr>
-        <w:t>אולי לפי ירושלמי צ“ל שזה היה אשה רשאונה שלו</w:t>
-      </w:r>
-      <w:r>
-        <w:rPr>
-          <w:rFonts w:cs="Noto Rashi Hebrew"/>
-          <w:rtl w:val="true"/>
-        </w:rPr>
-        <w:t xml:space="preserve">, </w:t>
-      </w:r>
-      <w:r>
-        <w:rPr>
-          <w:rFonts w:cs="Noto Rashi Hebrew"/>
-          <w:rtl w:val="true"/>
-        </w:rPr>
-        <w:t>והיה כבר מלמד לתלמידים קודם שנשא אשה</w:t>
-      </w:r>
-      <w:r>
-        <w:rPr>
-          <w:rFonts w:cs="Noto Rashi Hebrew"/>
-          <w:rtl w:val="true"/>
-        </w:rPr>
-        <w:t>.)</w:t>
+        <w:t>[</w:t>
+      </w:r>
+      <w:r>
+        <w:rPr>
+          <w:rFonts w:cs="Noto Rashi Hebrew"/>
+          <w:rtl w:val="true"/>
+        </w:rPr>
+        <w:t>ג</w:t>
+      </w:r>
+      <w:r>
+        <w:rPr>
+          <w:rFonts w:cs="Noto Rashi Hebrew"/>
+          <w:rtl w:val="true"/>
+        </w:rPr>
+        <w:t>]</w:t>
       </w:r>
     </w:p>
   </w:footnote>
@@ -1936,6 +1799,12 @@
           <w:rtl w:val="true"/>
         </w:rPr>
         <w:tab/>
+      </w:r>
+      <w:r>
+        <w:rPr>
+          <w:rFonts w:cs="Noto Rashi Hebrew"/>
+          <w:rtl w:val="true"/>
+        </w:rPr>
         <w:t>ואם תאמר הרי ירושלמי אומר שהפוטר מדבר ועושהו נקרא הדיוט</w:t>
       </w:r>
       <w:r>
@@ -2272,7 +2141,6 @@
     </w:rPrDefault>
     <w:pPrDefault>
       <w:pPr>
-        <w:widowControl/>
         <w:suppressAutoHyphens w:val="true"/>
       </w:pPr>
     </w:pPrDefault>
@@ -2282,7 +2150,10 @@
     <w:qFormat/>
     <w:pPr>
       <w:widowControl/>
+      <w:suppressAutoHyphens w:val="true"/>
       <w:bidi w:val="0"/>
+      <w:spacing w:before="0" w:after="0"/>
+      <w:jc w:val="start"/>
     </w:pPr>
     <w:rPr>
       <w:rFonts w:ascii="Liberation Serif" w:hAnsi="Liberation Serif" w:eastAsia="Unifont" w:cs="FreeSans"/>
@@ -2315,6 +2186,13 @@
     <w:name w:val="line number"/>
     <w:rPr/>
   </w:style>
+  <w:style w:type="character" w:styleId="FootnoteCharactersuser">
+    <w:name w:val="Footnote Characters (user)"/>
+    <w:qFormat/>
+    <w:rPr>
+      <w:vertAlign w:val="superscript"/>
+    </w:rPr>
+  </w:style>
   <w:style w:type="character" w:styleId="FootnoteCharacters">
     <w:name w:val="Footnote Characters"/>
     <w:qFormat/>
@@ -2328,14 +2206,21 @@
       <w:vertAlign w:val="superscript"/>
     </w:rPr>
   </w:style>
+  <w:style w:type="character" w:styleId="EndnoteCharacters">
+    <w:name w:val="Endnote Characters"/>
+    <w:qFormat/>
+    <w:rPr>
+      <w:vertAlign w:val="superscript"/>
+    </w:rPr>
+  </w:style>
   <w:style w:type="character" w:styleId="EndnoteReference">
     <w:name w:val="endnote reference"/>
     <w:rPr>
       <w:vertAlign w:val="superscript"/>
     </w:rPr>
   </w:style>
-  <w:style w:type="character" w:styleId="EndnoteCharacters">
-    <w:name w:val="Endnote Characters"/>
+  <w:style w:type="character" w:styleId="EndnoteCharactersuser">
+    <w:name w:val="Endnote Characters (user)"/>
     <w:qFormat/>
     <w:rPr/>
   </w:style>
